--- a/templates/MASTER_VN.docx
+++ b/templates/MASTER_VN.docx
@@ -2,283 +2,569 @@
 <file path=word/document.xml><?xml version="1.0" encoding="utf-8"?>
 <w:document xmlns:wpc="http://schemas.microsoft.com/office/word/2010/wordprocessingCanvas" xmlns:cx="http://schemas.microsoft.com/office/drawing/2014/chartex" xmlns:cx1="http://schemas.microsoft.com/office/drawing/2015/9/8/chartex" xmlns:cx2="http://schemas.microsoft.com/office/drawing/2015/10/21/chartex" xmlns:cx3="http://schemas.microsoft.com/office/drawing/2016/5/9/chartex" xmlns:cx4="http://schemas.microsoft.com/office/drawing/2016/5/10/chartex" xmlns:cx5="http://schemas.microsoft.com/office/drawing/2016/5/11/chartex" xmlns:cx6="http://schemas.microsoft.com/office/drawing/2016/5/12/chartex" xmlns:cx7="http://schemas.microsoft.com/office/drawing/2016/5/13/chartex" xmlns:cx8="http://schemas.microsoft.com/office/drawing/2016/5/14/chartex" xmlns:mc="http://schemas.openxmlformats.org/markup-compatibility/2006" xmlns:aink="http://schemas.microsoft.com/office/drawing/2016/ink" xmlns:am3d="http://schemas.microsoft.com/office/drawing/2017/model3d" xmlns:o="urn:schemas-microsoft-com:office:office" xmlns:oel="http://schemas.microsoft.com/office/2019/extlst" xmlns:r="http://schemas.openxmlformats.org/officeDocument/2006/relationships" xmlns:m="http://schemas.openxmlformats.org/officeDocument/2006/math" xmlns:v="urn:schemas-microsoft-com:vml" xmlns:wp14="http://schemas.microsoft.com/office/word/2010/wordprocessingDrawing" xmlns:wp="http://schemas.openxmlformats.org/drawingml/2006/wordprocessingDrawing" xmlns:w10="urn:schemas-microsoft-com:office:word" xmlns:w="http://schemas.openxmlformats.org/wordprocessingml/2006/main" xmlns:w14="http://schemas.microsoft.com/office/word/2010/wordml" xmlns:w15="http://schemas.microsoft.com/office/word/2012/wordml" xmlns:w16cex="http://schemas.microsoft.com/office/word/2018/wordml/cex" xmlns:w16cid="http://schemas.microsoft.com/office/word/2016/wordml/cid" xmlns:w16="http://schemas.microsoft.com/office/word/2018/wordml" xmlns:w16du="http://schemas.microsoft.com/office/word/2023/wordml/word16du" xmlns:w16sdtdh="http://schemas.microsoft.com/office/word/2020/wordml/sdtdatahash" xmlns:w16sdtfl="http://schemas.microsoft.com/office/word/2024/wordml/sdtformatlock" xmlns:w16se="http://schemas.microsoft.com/office/word/2015/wordml/symex" xmlns:wpg="http://schemas.microsoft.com/office/word/2010/wordprocessingGroup" xmlns:wpi="http://schemas.microsoft.com/office/word/2010/wordprocessingInk" xmlns:wne="http://schemas.microsoft.com/office/word/2006/wordml" xmlns:wps="http://schemas.microsoft.com/office/word/2010/wordprocessingShape" mc:Ignorable="w14 w15 w16se w16cid w16 w16cex w16sdtdh w16sdtfl w16du wp14">
   <w:body>
-    <w:p/>
     <w:p>
+      <w:pPr>
+        <w:spacing w:after="0" w:line="240" w:lineRule="auto"/>
+        <w:rPr>
+          <w:lang w:val="ru-RU"/>
+        </w:rPr>
+      </w:pPr>
+    </w:p>
+    <w:p>
+      <w:pPr>
+        <w:spacing w:after="0" w:line="240" w:lineRule="auto"/>
+      </w:pPr>
       <w:r>
-        <w:t>MASTER_VN TEMPLATE (UPDATED)</w:t>
+        <w:t>Physician: {{</w:t>
       </w:r>
-    </w:p>
-    <w:p/>
-    <w:p>
+      <w:proofErr w:type="spellStart"/>
       <w:r>
-        <w:t>Physician: {{physician_name}}</w:t>
+        <w:t>physician_name</w:t>
+      </w:r>
+      <w:proofErr w:type="spellEnd"/>
+      <w:r>
+        <w:t>}}</w:t>
       </w:r>
     </w:p>
     <w:p>
+      <w:pPr>
+        <w:spacing w:after="0" w:line="240" w:lineRule="auto"/>
+      </w:pPr>
       <w:r>
         <w:t>Practice Address: {{practice_address}}</w:t>
       </w:r>
     </w:p>
     <w:p>
+      <w:pPr>
+        <w:spacing w:after="0" w:line="240" w:lineRule="auto"/>
+      </w:pPr>
       <w:r>
         <w:t>Practice Phone: {{practice_phone}}</w:t>
       </w:r>
     </w:p>
     <w:p>
+      <w:pPr>
+        <w:spacing w:after="0" w:line="240" w:lineRule="auto"/>
+      </w:pPr>
       <w:r>
         <w:t>Practice Fax: {{practice_fax}}</w:t>
       </w:r>
     </w:p>
-    <w:p/>
     <w:p>
+      <w:pPr>
+        <w:spacing w:after="0" w:line="240" w:lineRule="auto"/>
+      </w:pPr>
+    </w:p>
+    <w:p>
+      <w:pPr>
+        <w:spacing w:after="0" w:line="240" w:lineRule="auto"/>
+      </w:pPr>
       <w:r>
         <w:t>DATE OF EXAM: {{exam_date}}</w:t>
       </w:r>
     </w:p>
-    <w:p/>
-    <w:p/>
     <w:p>
+      <w:pPr>
+        <w:spacing w:after="0" w:line="240" w:lineRule="auto"/>
+      </w:pPr>
+    </w:p>
+    <w:p>
+      <w:pPr>
+        <w:spacing w:after="0" w:line="240" w:lineRule="auto"/>
+      </w:pPr>
       <w:r>
         <w:t>PATIENT INFORMATION</w:t>
       </w:r>
     </w:p>
-    <w:p/>
     <w:p>
+      <w:pPr>
+        <w:spacing w:after="0" w:line="240" w:lineRule="auto"/>
+      </w:pPr>
       <w:r>
-        <w:t>Name: {{patient_name}}</w:t>
+        <w:t>Name: {{</w:t>
+      </w:r>
+      <w:proofErr w:type="spellStart"/>
+      <w:r>
+        <w:t>patient_name</w:t>
+      </w:r>
+      <w:proofErr w:type="spellEnd"/>
+      <w:r>
+        <w:t>}}</w:t>
       </w:r>
     </w:p>
     <w:p>
+      <w:pPr>
+        <w:spacing w:after="0" w:line="240" w:lineRule="auto"/>
+      </w:pPr>
       <w:r>
         <w:t>DOB: {{dob}}</w:t>
       </w:r>
     </w:p>
     <w:p>
+      <w:pPr>
+        <w:spacing w:after="0" w:line="240" w:lineRule="auto"/>
+      </w:pPr>
       <w:r>
         <w:t>Age: {{age}}</w:t>
       </w:r>
     </w:p>
     <w:p>
+      <w:pPr>
+        <w:spacing w:after="0" w:line="240" w:lineRule="auto"/>
+      </w:pPr>
       <w:r>
         <w:t>Sex: {{sex}}</w:t>
       </w:r>
     </w:p>
-    <w:p/>
-    <w:p/>
     <w:p>
+      <w:pPr>
+        <w:spacing w:after="0" w:line="240" w:lineRule="auto"/>
+      </w:pPr>
+    </w:p>
+    <w:p>
+      <w:pPr>
+        <w:spacing w:after="0" w:line="240" w:lineRule="auto"/>
+      </w:pPr>
+    </w:p>
+    <w:p>
+      <w:pPr>
+        <w:spacing w:after="0" w:line="240" w:lineRule="auto"/>
+      </w:pPr>
       <w:r>
         <w:t>FACILITY INFORMATION</w:t>
       </w:r>
     </w:p>
-    <w:p/>
     <w:p>
+      <w:pPr>
+        <w:spacing w:after="0" w:line="240" w:lineRule="auto"/>
+      </w:pPr>
       <w:r>
-        <w:t>Facility Name: {{facility_name}}</w:t>
+        <w:t>Facility Name: {{</w:t>
+      </w:r>
+      <w:proofErr w:type="spellStart"/>
+      <w:r>
+        <w:t>facility_name</w:t>
+      </w:r>
+      <w:proofErr w:type="spellEnd"/>
+      <w:r>
+        <w:t>}}</w:t>
       </w:r>
     </w:p>
     <w:p>
+      <w:pPr>
+        <w:spacing w:after="0" w:line="240" w:lineRule="auto"/>
+      </w:pPr>
       <w:r>
         <w:t>Facility Address: {{facility_address}}</w:t>
       </w:r>
     </w:p>
     <w:p>
+      <w:pPr>
+        <w:spacing w:after="0" w:line="240" w:lineRule="auto"/>
+      </w:pPr>
       <w:r>
         <w:t>Facility Phone: {{facility_phone}}</w:t>
       </w:r>
     </w:p>
-    <w:p/>
-    <w:p/>
     <w:p>
+      <w:pPr>
+        <w:spacing w:after="0" w:line="240" w:lineRule="auto"/>
+      </w:pPr>
+    </w:p>
+    <w:p>
+      <w:pPr>
+        <w:spacing w:after="0" w:line="240" w:lineRule="auto"/>
+      </w:pPr>
+    </w:p>
+    <w:p>
+      <w:pPr>
+        <w:spacing w:after="0" w:line="240" w:lineRule="auto"/>
+      </w:pPr>
       <w:r>
-        <w:lastRenderedPageBreak/>
         <w:t>VITAL SIGNS</w:t>
       </w:r>
     </w:p>
-    <w:p/>
     <w:p>
+      <w:pPr>
+        <w:spacing w:after="0" w:line="240" w:lineRule="auto"/>
+      </w:pPr>
       <w:r>
         <w:t>Height: {{height}}</w:t>
       </w:r>
     </w:p>
     <w:p>
+      <w:pPr>
+        <w:spacing w:after="0" w:line="240" w:lineRule="auto"/>
+      </w:pPr>
       <w:r>
         <w:t>Weight: {{weight}}</w:t>
       </w:r>
     </w:p>
     <w:p>
+      <w:pPr>
+        <w:spacing w:after="0" w:line="240" w:lineRule="auto"/>
+      </w:pPr>
       <w:r>
         <w:t>Blood Pressure: {{blood_pressure}}</w:t>
       </w:r>
     </w:p>
     <w:p>
+      <w:pPr>
+        <w:spacing w:after="0" w:line="240" w:lineRule="auto"/>
+      </w:pPr>
       <w:r>
         <w:t>Pulse: {{pulse}}</w:t>
       </w:r>
     </w:p>
     <w:p>
+      <w:pPr>
+        <w:spacing w:after="0" w:line="240" w:lineRule="auto"/>
+      </w:pPr>
       <w:r>
         <w:t>Respiration: {{respiration}}</w:t>
       </w:r>
     </w:p>
     <w:p>
+      <w:pPr>
+        <w:spacing w:after="0" w:line="240" w:lineRule="auto"/>
+      </w:pPr>
       <w:r>
         <w:t>Temperature: {{temperature}}</w:t>
       </w:r>
     </w:p>
-    <w:p/>
-    <w:p/>
     <w:p>
+      <w:pPr>
+        <w:spacing w:after="0" w:line="240" w:lineRule="auto"/>
+      </w:pPr>
+    </w:p>
+    <w:p>
+      <w:pPr>
+        <w:spacing w:after="0" w:line="240" w:lineRule="auto"/>
+      </w:pPr>
+    </w:p>
+    <w:p>
+      <w:pPr>
+        <w:spacing w:after="0" w:line="240" w:lineRule="auto"/>
+      </w:pPr>
       <w:r>
         <w:t>PRIMARY DIAGNOSIS (ICD-10)</w:t>
       </w:r>
     </w:p>
-    <w:p/>
     <w:p>
+      <w:pPr>
+        <w:spacing w:after="0" w:line="240" w:lineRule="auto"/>
+      </w:pPr>
       <w:r>
-        <w:t>{{primary_diagnosis}}</w:t>
+        <w:t>{{</w:t>
+      </w:r>
+      <w:proofErr w:type="spellStart"/>
+      <w:r>
+        <w:t>primary_diagnosis</w:t>
+      </w:r>
+      <w:proofErr w:type="spellEnd"/>
+      <w:r>
+        <w:t>}}</w:t>
       </w:r>
     </w:p>
-    <w:p/>
-    <w:p/>
     <w:p>
+      <w:pPr>
+        <w:spacing w:after="0" w:line="240" w:lineRule="auto"/>
+      </w:pPr>
+    </w:p>
+    <w:p>
+      <w:pPr>
+        <w:spacing w:after="0" w:line="240" w:lineRule="auto"/>
+      </w:pPr>
+    </w:p>
+    <w:p>
+      <w:pPr>
+        <w:spacing w:after="0" w:line="240" w:lineRule="auto"/>
+      </w:pPr>
       <w:r>
         <w:t>SECONDARY DIAGNOSES (ICD-10)</w:t>
       </w:r>
     </w:p>
-    <w:p/>
     <w:p>
+      <w:pPr>
+        <w:spacing w:after="0" w:line="240" w:lineRule="auto"/>
+      </w:pPr>
       <w:r>
-        <w:t>{{secondary_diagnoses}}</w:t>
+        <w:t>{{</w:t>
+      </w:r>
+      <w:proofErr w:type="spellStart"/>
+      <w:r>
+        <w:t>secondary_diagnoses</w:t>
+      </w:r>
+      <w:proofErr w:type="spellEnd"/>
+      <w:r>
+        <w:t>}}</w:t>
       </w:r>
     </w:p>
-    <w:p/>
-    <w:p/>
     <w:p>
+      <w:pPr>
+        <w:spacing w:after="0" w:line="240" w:lineRule="auto"/>
+      </w:pPr>
+    </w:p>
+    <w:p>
+      <w:pPr>
+        <w:spacing w:after="0" w:line="240" w:lineRule="auto"/>
+      </w:pPr>
+    </w:p>
+    <w:p>
+      <w:pPr>
+        <w:spacing w:after="0" w:line="240" w:lineRule="auto"/>
+      </w:pPr>
       <w:r>
         <w:t>FUNCTIONAL STATUS</w:t>
       </w:r>
     </w:p>
-    <w:p/>
     <w:p>
+      <w:pPr>
+        <w:spacing w:after="0" w:line="240" w:lineRule="auto"/>
+      </w:pPr>
       <w:r>
-        <w:t>{{functional_status}}</w:t>
+        <w:t>{{</w:t>
+      </w:r>
+      <w:proofErr w:type="spellStart"/>
+      <w:r>
+        <w:t>functional_status</w:t>
+      </w:r>
+      <w:proofErr w:type="spellEnd"/>
+      <w:r>
+        <w:t>}}</w:t>
       </w:r>
     </w:p>
-    <w:p/>
-    <w:p/>
     <w:p>
+      <w:pPr>
+        <w:spacing w:after="0" w:line="240" w:lineRule="auto"/>
+      </w:pPr>
+    </w:p>
+    <w:p>
+      <w:pPr>
+        <w:spacing w:after="0" w:line="240" w:lineRule="auto"/>
+      </w:pPr>
+    </w:p>
+    <w:p>
+      <w:pPr>
+        <w:spacing w:after="0" w:line="240" w:lineRule="auto"/>
+      </w:pPr>
       <w:r>
         <w:t>COGNITIVE / MENTAL STATUS</w:t>
       </w:r>
     </w:p>
-    <w:p/>
     <w:p>
+      <w:pPr>
+        <w:spacing w:after="0" w:line="240" w:lineRule="auto"/>
+      </w:pPr>
       <w:r>
-        <w:t>{{cognitive_status}}</w:t>
+        <w:t>{{</w:t>
+      </w:r>
+      <w:proofErr w:type="spellStart"/>
+      <w:r>
+        <w:t>cognitive_status</w:t>
+      </w:r>
+      <w:proofErr w:type="spellEnd"/>
+      <w:r>
+        <w:t>}}</w:t>
       </w:r>
     </w:p>
-    <w:p/>
-    <w:p/>
     <w:p>
+      <w:pPr>
+        <w:spacing w:after="0" w:line="240" w:lineRule="auto"/>
+      </w:pPr>
+    </w:p>
+    <w:p>
+      <w:pPr>
+        <w:spacing w:after="0" w:line="240" w:lineRule="auto"/>
+      </w:pPr>
+    </w:p>
+    <w:p>
+      <w:pPr>
+        <w:spacing w:after="0" w:line="240" w:lineRule="auto"/>
+      </w:pPr>
       <w:r>
         <w:t>AMBULATORY STATUS</w:t>
       </w:r>
     </w:p>
-    <w:p/>
     <w:p>
+      <w:pPr>
+        <w:spacing w:after="0" w:line="240" w:lineRule="auto"/>
+      </w:pPr>
       <w:r>
-        <w:t>{{ambulatory_status}}</w:t>
+        <w:t>{{</w:t>
+      </w:r>
+      <w:proofErr w:type="spellStart"/>
+      <w:r>
+        <w:t>ambulatory_status</w:t>
+      </w:r>
+      <w:proofErr w:type="spellEnd"/>
+      <w:r>
+        <w:t>}}</w:t>
       </w:r>
     </w:p>
-    <w:p/>
-    <w:p/>
     <w:p>
+      <w:pPr>
+        <w:spacing w:after="0" w:line="240" w:lineRule="auto"/>
+      </w:pPr>
+    </w:p>
+    <w:p>
+      <w:pPr>
+        <w:spacing w:after="0" w:line="240" w:lineRule="auto"/>
+      </w:pPr>
+    </w:p>
+    <w:p>
+      <w:pPr>
+        <w:spacing w:after="0" w:line="240" w:lineRule="auto"/>
+      </w:pPr>
       <w:r>
+        <w:lastRenderedPageBreak/>
         <w:t>GENERAL HEALTH STATUS</w:t>
       </w:r>
     </w:p>
-    <w:p/>
     <w:p>
+      <w:pPr>
+        <w:spacing w:after="0" w:line="240" w:lineRule="auto"/>
+      </w:pPr>
       <w:r>
-        <w:t>{{general_health_status}}</w:t>
+        <w:t>{{</w:t>
+      </w:r>
+      <w:proofErr w:type="spellStart"/>
+      <w:r>
+        <w:t>general_health_status</w:t>
+      </w:r>
+      <w:proofErr w:type="spellEnd"/>
+      <w:r>
+        <w:t>}}</w:t>
       </w:r>
     </w:p>
-    <w:p/>
-    <w:p/>
     <w:p>
+      <w:pPr>
+        <w:spacing w:after="0" w:line="240" w:lineRule="auto"/>
+      </w:pPr>
+    </w:p>
+    <w:p>
+      <w:pPr>
+        <w:spacing w:after="0" w:line="240" w:lineRule="auto"/>
+      </w:pPr>
+    </w:p>
+    <w:p>
+      <w:pPr>
+        <w:spacing w:after="0" w:line="240" w:lineRule="auto"/>
+      </w:pPr>
       <w:r>
         <w:t>REQUIRED MEDICAL EQUIPMENT &amp; MEDICAL NECESSITY</w:t>
       </w:r>
     </w:p>
-    <w:p/>
     <w:p>
+      <w:pPr>
+        <w:spacing w:after="0" w:line="240" w:lineRule="auto"/>
+      </w:pPr>
       <w:r>
         <w:t>{{equipment_1}}</w:t>
       </w:r>
-    </w:p>
-    <w:p/>
-    <w:p>
       <w:r>
+        <w:br/>
         <w:t>{{equipment_2}}</w:t>
       </w:r>
-    </w:p>
-    <w:p/>
-    <w:p>
       <w:r>
+        <w:br/>
         <w:t>{{equipment_3}}</w:t>
       </w:r>
-    </w:p>
-    <w:p/>
-    <w:p>
       <w:r>
+        <w:br/>
         <w:t>{{equipment_4}}</w:t>
       </w:r>
-    </w:p>
-    <w:p/>
-    <w:p>
       <w:r>
+        <w:br/>
         <w:t>{{equipment_5}}</w:t>
       </w:r>
-    </w:p>
-    <w:p/>
-    <w:p>
       <w:r>
-        <w:lastRenderedPageBreak/>
+        <w:br/>
         <w:t>{{equipment_6}}</w:t>
       </w:r>
-    </w:p>
-    <w:p/>
-    <w:p>
       <w:r>
+        <w:br/>
         <w:t>{{equipment_7}}</w:t>
       </w:r>
-    </w:p>
-    <w:p/>
-    <w:p>
       <w:r>
+        <w:br/>
         <w:t>{{equipment_8}}</w:t>
       </w:r>
     </w:p>
-    <w:p/>
-    <w:p/>
     <w:p>
+      <w:pPr>
+        <w:spacing w:after="0" w:line="240" w:lineRule="auto"/>
+      </w:pPr>
+    </w:p>
+    <w:p>
+      <w:pPr>
+        <w:spacing w:after="0" w:line="240" w:lineRule="auto"/>
+      </w:pPr>
+    </w:p>
+    <w:p>
+      <w:pPr>
+        <w:spacing w:after="0" w:line="240" w:lineRule="auto"/>
+      </w:pPr>
+    </w:p>
+    <w:p>
+      <w:pPr>
+        <w:spacing w:after="0" w:line="240" w:lineRule="auto"/>
+      </w:pPr>
+    </w:p>
+    <w:p>
+      <w:pPr>
+        <w:spacing w:after="0" w:line="240" w:lineRule="auto"/>
+      </w:pPr>
+    </w:p>
+    <w:p>
+      <w:pPr>
+        <w:spacing w:after="0" w:line="240" w:lineRule="auto"/>
+      </w:pPr>
+    </w:p>
+    <w:p>
+      <w:pPr>
+        <w:spacing w:after="0" w:line="240" w:lineRule="auto"/>
+      </w:pPr>
+    </w:p>
+    <w:p>
+      <w:pPr>
+        <w:spacing w:after="0" w:line="240" w:lineRule="auto"/>
+      </w:pPr>
       <w:r>
         <w:t>PHYSICIAN ATTESTATION</w:t>
       </w:r>
     </w:p>
-    <w:p/>
     <w:p>
+      <w:pPr>
+        <w:spacing w:after="0" w:line="240" w:lineRule="auto"/>
+      </w:pPr>
+    </w:p>
+    <w:p>
+      <w:pPr>
+        <w:spacing w:after="0" w:line="240" w:lineRule="auto"/>
+      </w:pPr>
       <w:r>
         <w:t>PHYSICIAN SIGNATURE: __________________</w:t>
       </w:r>
     </w:p>
-    <w:p/>
     <w:p>
+      <w:pPr>
+        <w:spacing w:after="0" w:line="240" w:lineRule="auto"/>
+      </w:pPr>
+    </w:p>
+    <w:p>
+      <w:pPr>
+        <w:spacing w:after="0" w:line="240" w:lineRule="auto"/>
+      </w:pPr>
       <w:r>
         <w:t>DATE: {{signature_date}}</w:t>
       </w:r>
     </w:p>
-    <w:p/>
+    <w:p>
+      <w:pPr>
+        <w:spacing w:after="0" w:line="240" w:lineRule="auto"/>
+      </w:pPr>
+    </w:p>
     <w:sectPr>
       <w:pgSz w:w="12240" w:h="15840"/>
       <w:pgMar w:top="1440" w:right="1800" w:bottom="1440" w:left="1800" w:header="720" w:footer="720" w:gutter="0"/>

--- a/templates/MASTER_VN.docx
+++ b/templates/MASTER_VN.docx
@@ -3,17 +3,6 @@
 <w:document xmlns:wpc="http://schemas.microsoft.com/office/word/2010/wordprocessingCanvas" xmlns:cx="http://schemas.microsoft.com/office/drawing/2014/chartex" xmlns:cx1="http://schemas.microsoft.com/office/drawing/2015/9/8/chartex" xmlns:cx2="http://schemas.microsoft.com/office/drawing/2015/10/21/chartex" xmlns:cx3="http://schemas.microsoft.com/office/drawing/2016/5/9/chartex" xmlns:cx4="http://schemas.microsoft.com/office/drawing/2016/5/10/chartex" xmlns:cx5="http://schemas.microsoft.com/office/drawing/2016/5/11/chartex" xmlns:cx6="http://schemas.microsoft.com/office/drawing/2016/5/12/chartex" xmlns:cx7="http://schemas.microsoft.com/office/drawing/2016/5/13/chartex" xmlns:cx8="http://schemas.microsoft.com/office/drawing/2016/5/14/chartex" xmlns:mc="http://schemas.openxmlformats.org/markup-compatibility/2006" xmlns:aink="http://schemas.microsoft.com/office/drawing/2016/ink" xmlns:am3d="http://schemas.microsoft.com/office/drawing/2017/model3d" xmlns:o="urn:schemas-microsoft-com:office:office" xmlns:oel="http://schemas.microsoft.com/office/2019/extlst" xmlns:r="http://schemas.openxmlformats.org/officeDocument/2006/relationships" xmlns:m="http://schemas.openxmlformats.org/officeDocument/2006/math" xmlns:v="urn:schemas-microsoft-com:vml" xmlns:wp14="http://schemas.microsoft.com/office/word/2010/wordprocessingDrawing" xmlns:wp="http://schemas.openxmlformats.org/drawingml/2006/wordprocessingDrawing" xmlns:w10="urn:schemas-microsoft-com:office:word" xmlns:w="http://schemas.openxmlformats.org/wordprocessingml/2006/main" xmlns:w14="http://schemas.microsoft.com/office/word/2010/wordml" xmlns:w15="http://schemas.microsoft.com/office/word/2012/wordml" xmlns:w16cex="http://schemas.microsoft.com/office/word/2018/wordml/cex" xmlns:w16cid="http://schemas.microsoft.com/office/word/2016/wordml/cid" xmlns:w16="http://schemas.microsoft.com/office/word/2018/wordml" xmlns:w16du="http://schemas.microsoft.com/office/word/2023/wordml/word16du" xmlns:w16sdtdh="http://schemas.microsoft.com/office/word/2020/wordml/sdtdatahash" xmlns:w16sdtfl="http://schemas.microsoft.com/office/word/2024/wordml/sdtformatlock" xmlns:w16se="http://schemas.microsoft.com/office/word/2015/wordml/symex" xmlns:wpg="http://schemas.microsoft.com/office/word/2010/wordprocessingGroup" xmlns:wpi="http://schemas.microsoft.com/office/word/2010/wordprocessingInk" xmlns:wne="http://schemas.microsoft.com/office/word/2006/wordml" xmlns:wps="http://schemas.microsoft.com/office/word/2010/wordprocessingShape" mc:Ignorable="w14 w15 w16se w16cid w16 w16cex w16sdtdh w16sdtfl w16du wp14">
   <w:body>
     <w:p>
-      <w:pPr>
-        <w:spacing w:after="0" w:line="240" w:lineRule="auto"/>
-        <w:rPr>
-          <w:lang w:val="ru-RU"/>
-        </w:rPr>
-      </w:pPr>
-    </w:p>
-    <w:p>
-      <w:pPr>
-        <w:spacing w:after="0" w:line="240" w:lineRule="auto"/>
-      </w:pPr>
       <w:r>
         <w:t>Physician: {{</w:t>
       </w:r>
@@ -27,543 +16,197 @@
       </w:r>
     </w:p>
     <w:p>
-      <w:pPr>
-        <w:spacing w:after="0" w:line="240" w:lineRule="auto"/>
-      </w:pPr>
       <w:r>
         <w:t>Practice Address: {{practice_address}}</w:t>
       </w:r>
     </w:p>
     <w:p>
-      <w:pPr>
-        <w:spacing w:after="0" w:line="240" w:lineRule="auto"/>
-      </w:pPr>
       <w:r>
         <w:t>Practice Phone: {{practice_phone}}</w:t>
       </w:r>
     </w:p>
     <w:p>
-      <w:pPr>
-        <w:spacing w:after="0" w:line="240" w:lineRule="auto"/>
-      </w:pPr>
       <w:r>
         <w:t>Practice Fax: {{practice_fax}}</w:t>
       </w:r>
     </w:p>
     <w:p>
-      <w:pPr>
-        <w:spacing w:after="0" w:line="240" w:lineRule="auto"/>
-      </w:pPr>
-    </w:p>
-    <w:p>
-      <w:pPr>
-        <w:spacing w:after="0" w:line="240" w:lineRule="auto"/>
-      </w:pPr>
       <w:r>
+        <w:br/>
         <w:t>DATE OF EXAM: {{exam_date}}</w:t>
       </w:r>
     </w:p>
     <w:p>
-      <w:pPr>
-        <w:spacing w:after="0" w:line="240" w:lineRule="auto"/>
-      </w:pPr>
-    </w:p>
-    <w:p>
-      <w:pPr>
-        <w:spacing w:after="0" w:line="240" w:lineRule="auto"/>
-      </w:pPr>
       <w:r>
+        <w:br/>
         <w:t>PATIENT INFORMATION</w:t>
       </w:r>
     </w:p>
     <w:p>
-      <w:pPr>
-        <w:spacing w:after="0" w:line="240" w:lineRule="auto"/>
-      </w:pPr>
       <w:r>
-        <w:t>Name: {{</w:t>
-      </w:r>
-      <w:proofErr w:type="spellStart"/>
-      <w:r>
-        <w:t>patient_name</w:t>
-      </w:r>
-      <w:proofErr w:type="spellEnd"/>
-      <w:r>
-        <w:t>}}</w:t>
+        <w:t>Name: {{patient_name}}</w:t>
       </w:r>
     </w:p>
     <w:p>
-      <w:pPr>
-        <w:spacing w:after="0" w:line="240" w:lineRule="auto"/>
-      </w:pPr>
       <w:r>
         <w:t>DOB: {{dob}}</w:t>
       </w:r>
     </w:p>
     <w:p>
-      <w:pPr>
-        <w:spacing w:after="0" w:line="240" w:lineRule="auto"/>
-      </w:pPr>
       <w:r>
         <w:t>Age: {{age}}</w:t>
       </w:r>
     </w:p>
     <w:p>
-      <w:pPr>
-        <w:spacing w:after="0" w:line="240" w:lineRule="auto"/>
-      </w:pPr>
       <w:r>
         <w:t>Sex: {{sex}}</w:t>
       </w:r>
     </w:p>
     <w:p>
-      <w:pPr>
-        <w:spacing w:after="0" w:line="240" w:lineRule="auto"/>
-      </w:pPr>
-    </w:p>
-    <w:p>
-      <w:pPr>
-        <w:spacing w:after="0" w:line="240" w:lineRule="auto"/>
-      </w:pPr>
-    </w:p>
-    <w:p>
-      <w:pPr>
-        <w:spacing w:after="0" w:line="240" w:lineRule="auto"/>
-      </w:pPr>
       <w:r>
-        <w:t>FACILITY INFORMATION</w:t>
+        <w:br/>
+        <w:t>HOME INFORMATION</w:t>
       </w:r>
     </w:p>
     <w:p>
-      <w:pPr>
-        <w:spacing w:after="0" w:line="240" w:lineRule="auto"/>
-      </w:pPr>
       <w:r>
-        <w:t>Facility Name: {{</w:t>
-      </w:r>
-      <w:proofErr w:type="spellStart"/>
-      <w:r>
-        <w:t>facility_name</w:t>
-      </w:r>
-      <w:proofErr w:type="spellEnd"/>
-      <w:r>
-        <w:t>}}</w:t>
+        <w:t>Address: {{patient_address}}</w:t>
       </w:r>
     </w:p>
     <w:p>
-      <w:pPr>
-        <w:spacing w:after="0" w:line="240" w:lineRule="auto"/>
-      </w:pPr>
       <w:r>
-        <w:t>Facility Address: {{facility_address}}</w:t>
+        <w:t>Phone: {{patient_phone}}</w:t>
       </w:r>
     </w:p>
     <w:p>
-      <w:pPr>
-        <w:spacing w:after="0" w:line="240" w:lineRule="auto"/>
-      </w:pPr>
       <w:r>
-        <w:t>Facility Phone: {{facility_phone}}</w:t>
-      </w:r>
-    </w:p>
-    <w:p>
-      <w:pPr>
-        <w:spacing w:after="0" w:line="240" w:lineRule="auto"/>
-      </w:pPr>
-    </w:p>
-    <w:p>
-      <w:pPr>
-        <w:spacing w:after="0" w:line="240" w:lineRule="auto"/>
-      </w:pPr>
-    </w:p>
-    <w:p>
-      <w:pPr>
-        <w:spacing w:after="0" w:line="240" w:lineRule="auto"/>
-      </w:pPr>
-      <w:r>
+        <w:br/>
         <w:t>VITAL SIGNS</w:t>
       </w:r>
     </w:p>
     <w:p>
-      <w:pPr>
-        <w:spacing w:after="0" w:line="240" w:lineRule="auto"/>
-      </w:pPr>
       <w:r>
         <w:t>Height: {{height}}</w:t>
       </w:r>
     </w:p>
     <w:p>
-      <w:pPr>
-        <w:spacing w:after="0" w:line="240" w:lineRule="auto"/>
-      </w:pPr>
       <w:r>
         <w:t>Weight: {{weight}}</w:t>
       </w:r>
     </w:p>
     <w:p>
-      <w:pPr>
-        <w:spacing w:after="0" w:line="240" w:lineRule="auto"/>
-      </w:pPr>
       <w:r>
         <w:t>Blood Pressure: {{blood_pressure}}</w:t>
       </w:r>
     </w:p>
     <w:p>
-      <w:pPr>
-        <w:spacing w:after="0" w:line="240" w:lineRule="auto"/>
-      </w:pPr>
       <w:r>
         <w:t>Pulse: {{pulse}}</w:t>
       </w:r>
     </w:p>
     <w:p>
-      <w:pPr>
-        <w:spacing w:after="0" w:line="240" w:lineRule="auto"/>
-      </w:pPr>
       <w:r>
         <w:t>Respiration: {{respiration}}</w:t>
       </w:r>
     </w:p>
     <w:p>
-      <w:pPr>
-        <w:spacing w:after="0" w:line="240" w:lineRule="auto"/>
-      </w:pPr>
       <w:r>
         <w:t>Temperature: {{temperature}}</w:t>
       </w:r>
     </w:p>
     <w:p>
-      <w:pPr>
-        <w:spacing w:after="0" w:line="240" w:lineRule="auto"/>
-      </w:pPr>
-    </w:p>
-    <w:p>
-      <w:pPr>
-        <w:spacing w:after="0" w:line="240" w:lineRule="auto"/>
-      </w:pPr>
-    </w:p>
-    <w:p>
-      <w:pPr>
-        <w:spacing w:after="0" w:line="240" w:lineRule="auto"/>
-      </w:pPr>
       <w:r>
+        <w:br/>
         <w:t>PRIMARY DIAGNOSIS (ICD-10)</w:t>
       </w:r>
     </w:p>
     <w:p>
-      <w:pPr>
-        <w:spacing w:after="0" w:line="240" w:lineRule="auto"/>
-      </w:pPr>
       <w:r>
-        <w:t>{{</w:t>
-      </w:r>
-      <w:proofErr w:type="spellStart"/>
-      <w:r>
-        <w:t>primary_diagnosis</w:t>
-      </w:r>
-      <w:proofErr w:type="spellEnd"/>
-      <w:r>
-        <w:t>}}</w:t>
+        <w:t>{{primary_diagnosis_expanded}}</w:t>
       </w:r>
     </w:p>
     <w:p>
-      <w:pPr>
-        <w:spacing w:after="0" w:line="240" w:lineRule="auto"/>
-      </w:pPr>
-    </w:p>
-    <w:p>
-      <w:pPr>
-        <w:spacing w:after="0" w:line="240" w:lineRule="auto"/>
-      </w:pPr>
-    </w:p>
-    <w:p>
-      <w:pPr>
-        <w:spacing w:after="0" w:line="240" w:lineRule="auto"/>
-      </w:pPr>
       <w:r>
+        <w:lastRenderedPageBreak/>
+        <w:br/>
         <w:t>SECONDARY DIAGNOSES (ICD-10)</w:t>
       </w:r>
     </w:p>
     <w:p>
-      <w:pPr>
-        <w:spacing w:after="0" w:line="240" w:lineRule="auto"/>
-      </w:pPr>
       <w:r>
-        <w:t>{{</w:t>
-      </w:r>
-      <w:proofErr w:type="spellStart"/>
-      <w:r>
-        <w:t>secondary_diagnoses</w:t>
-      </w:r>
-      <w:proofErr w:type="spellEnd"/>
-      <w:r>
-        <w:t>}}</w:t>
+        <w:t>{{secondary_diagnoses_expanded}}</w:t>
       </w:r>
     </w:p>
     <w:p>
-      <w:pPr>
-        <w:spacing w:after="0" w:line="240" w:lineRule="auto"/>
-      </w:pPr>
-    </w:p>
-    <w:p>
-      <w:pPr>
-        <w:spacing w:after="0" w:line="240" w:lineRule="auto"/>
-      </w:pPr>
-    </w:p>
-    <w:p>
-      <w:pPr>
-        <w:spacing w:after="0" w:line="240" w:lineRule="auto"/>
-      </w:pPr>
       <w:r>
+        <w:br/>
         <w:t>FUNCTIONAL STATUS</w:t>
       </w:r>
     </w:p>
     <w:p>
-      <w:pPr>
-        <w:spacing w:after="0" w:line="240" w:lineRule="auto"/>
-      </w:pPr>
       <w:r>
-        <w:t>{{</w:t>
-      </w:r>
-      <w:proofErr w:type="spellStart"/>
-      <w:r>
-        <w:t>functional_status</w:t>
-      </w:r>
-      <w:proofErr w:type="spellEnd"/>
-      <w:r>
-        <w:t>}}</w:t>
+        <w:t>{{functional_status}}</w:t>
       </w:r>
     </w:p>
     <w:p>
-      <w:pPr>
-        <w:spacing w:after="0" w:line="240" w:lineRule="auto"/>
-      </w:pPr>
-    </w:p>
-    <w:p>
-      <w:pPr>
-        <w:spacing w:after="0" w:line="240" w:lineRule="auto"/>
-      </w:pPr>
-    </w:p>
-    <w:p>
-      <w:pPr>
-        <w:spacing w:after="0" w:line="240" w:lineRule="auto"/>
-      </w:pPr>
       <w:r>
+        <w:br/>
         <w:t>COGNITIVE / MENTAL STATUS</w:t>
       </w:r>
     </w:p>
     <w:p>
-      <w:pPr>
-        <w:spacing w:after="0" w:line="240" w:lineRule="auto"/>
-      </w:pPr>
       <w:r>
-        <w:t>{{</w:t>
-      </w:r>
-      <w:proofErr w:type="spellStart"/>
-      <w:r>
-        <w:t>cognitive_status</w:t>
-      </w:r>
-      <w:proofErr w:type="spellEnd"/>
-      <w:r>
-        <w:t>}}</w:t>
+        <w:t>{{cognitive_status}}</w:t>
       </w:r>
     </w:p>
     <w:p>
-      <w:pPr>
-        <w:spacing w:after="0" w:line="240" w:lineRule="auto"/>
-      </w:pPr>
-    </w:p>
-    <w:p>
-      <w:pPr>
-        <w:spacing w:after="0" w:line="240" w:lineRule="auto"/>
-      </w:pPr>
-    </w:p>
-    <w:p>
-      <w:pPr>
-        <w:spacing w:after="0" w:line="240" w:lineRule="auto"/>
-      </w:pPr>
       <w:r>
+        <w:br/>
         <w:t>AMBULATORY STATUS</w:t>
       </w:r>
     </w:p>
     <w:p>
-      <w:pPr>
-        <w:spacing w:after="0" w:line="240" w:lineRule="auto"/>
-      </w:pPr>
       <w:r>
-        <w:t>{{</w:t>
-      </w:r>
-      <w:proofErr w:type="spellStart"/>
-      <w:r>
-        <w:t>ambulatory_status</w:t>
-      </w:r>
-      <w:proofErr w:type="spellEnd"/>
-      <w:r>
-        <w:t>}}</w:t>
+        <w:t>{{ambulatory_status}}</w:t>
       </w:r>
     </w:p>
     <w:p>
-      <w:pPr>
-        <w:spacing w:after="0" w:line="240" w:lineRule="auto"/>
-      </w:pPr>
-    </w:p>
-    <w:p>
-      <w:pPr>
-        <w:spacing w:after="0" w:line="240" w:lineRule="auto"/>
-      </w:pPr>
-    </w:p>
-    <w:p>
-      <w:pPr>
-        <w:spacing w:after="0" w:line="240" w:lineRule="auto"/>
-      </w:pPr>
       <w:r>
-        <w:lastRenderedPageBreak/>
+        <w:br/>
         <w:t>GENERAL HEALTH STATUS</w:t>
       </w:r>
     </w:p>
     <w:p>
-      <w:pPr>
-        <w:spacing w:after="0" w:line="240" w:lineRule="auto"/>
-      </w:pPr>
       <w:r>
-        <w:t>{{</w:t>
-      </w:r>
-      <w:proofErr w:type="spellStart"/>
-      <w:r>
-        <w:t>general_health_status</w:t>
-      </w:r>
-      <w:proofErr w:type="spellEnd"/>
-      <w:r>
-        <w:t>}}</w:t>
+        <w:t>{{general_health_status}}</w:t>
       </w:r>
     </w:p>
     <w:p>
-      <w:pPr>
-        <w:spacing w:after="0" w:line="240" w:lineRule="auto"/>
-      </w:pPr>
-    </w:p>
-    <w:p>
-      <w:pPr>
-        <w:spacing w:after="0" w:line="240" w:lineRule="auto"/>
-      </w:pPr>
-    </w:p>
-    <w:p>
-      <w:pPr>
-        <w:spacing w:after="0" w:line="240" w:lineRule="auto"/>
-      </w:pPr>
       <w:r>
+        <w:br/>
         <w:t>REQUIRED MEDICAL EQUIPMENT &amp; MEDICAL NECESSITY</w:t>
       </w:r>
     </w:p>
     <w:p>
-      <w:pPr>
-        <w:spacing w:after="0" w:line="240" w:lineRule="auto"/>
-      </w:pPr>
       <w:r>
-        <w:t>{{equipment_1}}</w:t>
-      </w:r>
-      <w:r>
-        <w:br/>
-        <w:t>{{equipment_2}}</w:t>
-      </w:r>
-      <w:r>
-        <w:br/>
-        <w:t>{{equipment_3}}</w:t>
-      </w:r>
-      <w:r>
-        <w:br/>
-        <w:t>{{equipment_4}}</w:t>
-      </w:r>
-      <w:r>
-        <w:br/>
-        <w:t>{{equipment_5}}</w:t>
-      </w:r>
-      <w:r>
-        <w:br/>
-        <w:t>{{equipment_6}}</w:t>
-      </w:r>
-      <w:r>
-        <w:br/>
-        <w:t>{{equipment_7}}</w:t>
-      </w:r>
-      <w:r>
-        <w:br/>
-        <w:t>{{equipment_8}}</w:t>
+        <w:t>{{equipment_section}}</w:t>
       </w:r>
     </w:p>
     <w:p>
-      <w:pPr>
-        <w:spacing w:after="0" w:line="240" w:lineRule="auto"/>
-      </w:pPr>
-    </w:p>
-    <w:p>
-      <w:pPr>
-        <w:spacing w:after="0" w:line="240" w:lineRule="auto"/>
-      </w:pPr>
-    </w:p>
-    <w:p>
-      <w:pPr>
-        <w:spacing w:after="0" w:line="240" w:lineRule="auto"/>
-      </w:pPr>
-    </w:p>
-    <w:p>
-      <w:pPr>
-        <w:spacing w:after="0" w:line="240" w:lineRule="auto"/>
-      </w:pPr>
-    </w:p>
-    <w:p>
-      <w:pPr>
-        <w:spacing w:after="0" w:line="240" w:lineRule="auto"/>
-      </w:pPr>
-    </w:p>
-    <w:p>
-      <w:pPr>
-        <w:spacing w:after="0" w:line="240" w:lineRule="auto"/>
-      </w:pPr>
-    </w:p>
-    <w:p>
-      <w:pPr>
-        <w:spacing w:after="0" w:line="240" w:lineRule="auto"/>
-      </w:pPr>
-    </w:p>
-    <w:p>
-      <w:pPr>
-        <w:spacing w:after="0" w:line="240" w:lineRule="auto"/>
-      </w:pPr>
       <w:r>
+        <w:br/>
         <w:t>PHYSICIAN ATTESTATION</w:t>
       </w:r>
     </w:p>
     <w:p>
-      <w:pPr>
-        <w:spacing w:after="0" w:line="240" w:lineRule="auto"/>
-      </w:pPr>
-    </w:p>
-    <w:p>
-      <w:pPr>
-        <w:spacing w:after="0" w:line="240" w:lineRule="auto"/>
-      </w:pPr>
       <w:r>
         <w:t>PHYSICIAN SIGNATURE: __________________</w:t>
       </w:r>
     </w:p>
     <w:p>
-      <w:pPr>
-        <w:spacing w:after="0" w:line="240" w:lineRule="auto"/>
-      </w:pPr>
-    </w:p>
-    <w:p>
-      <w:pPr>
-        <w:spacing w:after="0" w:line="240" w:lineRule="auto"/>
-      </w:pPr>
       <w:r>
         <w:t>DATE: {{signature_date}}</w:t>
       </w:r>
-    </w:p>
-    <w:p>
-      <w:pPr>
-        <w:spacing w:after="0" w:line="240" w:lineRule="auto"/>
-      </w:pPr>
     </w:p>
     <w:sectPr>
       <w:pgSz w:w="12240" w:h="15840"/>
@@ -748,31 +391,31 @@
       </w:rPr>
     </w:lvl>
   </w:abstractNum>
-  <w:num w:numId="1" w16cid:durableId="234439374">
+  <w:num w:numId="1" w16cid:durableId="200830441">
     <w:abstractNumId w:val="8"/>
   </w:num>
-  <w:num w:numId="2" w16cid:durableId="662271925">
+  <w:num w:numId="2" w16cid:durableId="1258371795">
     <w:abstractNumId w:val="6"/>
   </w:num>
-  <w:num w:numId="3" w16cid:durableId="1001591977">
+  <w:num w:numId="3" w16cid:durableId="1455561968">
     <w:abstractNumId w:val="5"/>
   </w:num>
-  <w:num w:numId="4" w16cid:durableId="1020738111">
+  <w:num w:numId="4" w16cid:durableId="2124575651">
     <w:abstractNumId w:val="4"/>
   </w:num>
-  <w:num w:numId="5" w16cid:durableId="887180253">
+  <w:num w:numId="5" w16cid:durableId="702823566">
     <w:abstractNumId w:val="7"/>
   </w:num>
-  <w:num w:numId="6" w16cid:durableId="866648269">
+  <w:num w:numId="6" w16cid:durableId="1678917800">
     <w:abstractNumId w:val="3"/>
   </w:num>
-  <w:num w:numId="7" w16cid:durableId="1122574756">
+  <w:num w:numId="7" w16cid:durableId="509292282">
     <w:abstractNumId w:val="2"/>
   </w:num>
-  <w:num w:numId="8" w16cid:durableId="967779343">
+  <w:num w:numId="8" w16cid:durableId="1257059540">
     <w:abstractNumId w:val="1"/>
   </w:num>
-  <w:num w:numId="9" w16cid:durableId="144981050">
+  <w:num w:numId="9" w16cid:durableId="1553494404">
     <w:abstractNumId w:val="0"/>
   </w:num>
 </w:numbering>

--- a/templates/MASTER_VN.docx
+++ b/templates/MASTER_VN.docx
@@ -22,7 +22,6 @@
         <w:t>Practice Fax: {{practice_fax}}</w:t>
       </w:r>
     </w:p>
-    <w:p/>
     <w:p>
       <w:r>
         <w:t>DATE OF EXAM: {{exam_date}}</w:t>
@@ -114,7 +113,6 @@
     </w:p>
     <w:p>
       <w:r>
-        <w:lastRenderedPageBreak/>
         <w:t>{{primary_diagnosis}}</w:t>
       </w:r>
     </w:p>
@@ -222,6 +220,7 @@
     <w:p/>
     <w:p>
       <w:r>
+        <w:lastRenderedPageBreak/>
         <w:t>PHYSICIAN ATTESTATION</w:t>
       </w:r>
     </w:p>

--- a/templates/MASTER_VN.docx
+++ b/templates/MASTER_VN.docx
@@ -22,12 +22,18 @@
         <w:t>Practice Fax: {{practice_fax}}</w:t>
       </w:r>
     </w:p>
+    <w:p/>
     <w:p>
       <w:r>
-        <w:t>DATE OF EXAM: {{exam_date}}</w:t>
+        <w:t>DATE OF EXAM: {{</w:t>
+      </w:r>
+      <w:r>
+        <w:t>exam date</w:t>
+      </w:r>
+      <w:r>
+        <w:t>}}</w:t>
       </w:r>
     </w:p>
-    <w:p/>
     <w:p>
       <w:r>
         <w:t>PATIENT INFORMATION</w:t>
@@ -179,6 +185,7 @@
     </w:p>
     <w:p>
       <w:r>
+        <w:lastRenderedPageBreak/>
         <w:t>{{equipment_1}}</w:t>
       </w:r>
     </w:p>
@@ -217,10 +224,8 @@
         <w:t>{{equipment_8}}</w:t>
       </w:r>
     </w:p>
-    <w:p/>
     <w:p>
       <w:r>
-        <w:lastRenderedPageBreak/>
         <w:t>PHYSICIAN ATTESTATION</w:t>
       </w:r>
     </w:p>
@@ -417,31 +422,31 @@
       </w:rPr>
     </w:lvl>
   </w:abstractNum>
-  <w:num w:numId="1" w16cid:durableId="1648431493">
+  <w:num w:numId="1" w16cid:durableId="495416468">
     <w:abstractNumId w:val="8"/>
   </w:num>
-  <w:num w:numId="2" w16cid:durableId="1366636252">
+  <w:num w:numId="2" w16cid:durableId="1511331344">
     <w:abstractNumId w:val="6"/>
   </w:num>
-  <w:num w:numId="3" w16cid:durableId="215748756">
+  <w:num w:numId="3" w16cid:durableId="1558592632">
     <w:abstractNumId w:val="5"/>
   </w:num>
-  <w:num w:numId="4" w16cid:durableId="2124691022">
+  <w:num w:numId="4" w16cid:durableId="2008971656">
     <w:abstractNumId w:val="4"/>
   </w:num>
-  <w:num w:numId="5" w16cid:durableId="206380864">
+  <w:num w:numId="5" w16cid:durableId="1793941520">
     <w:abstractNumId w:val="7"/>
   </w:num>
-  <w:num w:numId="6" w16cid:durableId="53085311">
+  <w:num w:numId="6" w16cid:durableId="1735664794">
     <w:abstractNumId w:val="3"/>
   </w:num>
-  <w:num w:numId="7" w16cid:durableId="661547843">
+  <w:num w:numId="7" w16cid:durableId="618729315">
     <w:abstractNumId w:val="2"/>
   </w:num>
-  <w:num w:numId="8" w16cid:durableId="1779566001">
+  <w:num w:numId="8" w16cid:durableId="538974373">
     <w:abstractNumId w:val="1"/>
   </w:num>
-  <w:num w:numId="9" w16cid:durableId="676614179">
+  <w:num w:numId="9" w16cid:durableId="762605416">
     <w:abstractNumId w:val="0"/>
   </w:num>
 </w:numbering>
@@ -837,6 +842,9 @@
     <w:name w:val="Normal"/>
     <w:qFormat/>
     <w:rsid w:val="00FC693F"/>
+    <w:pPr>
+      <w:spacing w:after="0"/>
+    </w:pPr>
   </w:style>
   <w:style w:type="paragraph" w:styleId="Heading1">
     <w:name w:val="heading 1"/>
@@ -849,7 +857,7 @@
     <w:pPr>
       <w:keepNext/>
       <w:keepLines/>
-      <w:spacing w:before="480" w:after="0"/>
+      <w:spacing w:before="480"/>
       <w:outlineLvl w:val="0"/>
     </w:pPr>
     <w:rPr>
@@ -873,7 +881,7 @@
     <w:pPr>
       <w:keepNext/>
       <w:keepLines/>
-      <w:spacing w:before="200" w:after="0"/>
+      <w:spacing w:before="200"/>
       <w:outlineLvl w:val="1"/>
     </w:pPr>
     <w:rPr>
@@ -897,7 +905,7 @@
     <w:pPr>
       <w:keepNext/>
       <w:keepLines/>
-      <w:spacing w:before="200" w:after="0"/>
+      <w:spacing w:before="200"/>
       <w:outlineLvl w:val="2"/>
     </w:pPr>
     <w:rPr>
@@ -920,7 +928,7 @@
     <w:pPr>
       <w:keepNext/>
       <w:keepLines/>
-      <w:spacing w:before="200" w:after="0"/>
+      <w:spacing w:before="200"/>
       <w:outlineLvl w:val="3"/>
     </w:pPr>
     <w:rPr>
@@ -945,7 +953,7 @@
     <w:pPr>
       <w:keepNext/>
       <w:keepLines/>
-      <w:spacing w:before="200" w:after="0"/>
+      <w:spacing w:before="200"/>
       <w:outlineLvl w:val="4"/>
     </w:pPr>
     <w:rPr>
@@ -966,7 +974,7 @@
     <w:pPr>
       <w:keepNext/>
       <w:keepLines/>
-      <w:spacing w:before="200" w:after="0"/>
+      <w:spacing w:before="200"/>
       <w:outlineLvl w:val="5"/>
     </w:pPr>
     <w:rPr>
@@ -989,7 +997,7 @@
     <w:pPr>
       <w:keepNext/>
       <w:keepLines/>
-      <w:spacing w:before="200" w:after="0"/>
+      <w:spacing w:before="200"/>
       <w:outlineLvl w:val="6"/>
     </w:pPr>
     <w:rPr>
@@ -1012,7 +1020,7 @@
     <w:pPr>
       <w:keepNext/>
       <w:keepLines/>
-      <w:spacing w:before="200" w:after="0"/>
+      <w:spacing w:before="200"/>
       <w:outlineLvl w:val="7"/>
     </w:pPr>
     <w:rPr>
@@ -1035,7 +1043,7 @@
     <w:pPr>
       <w:keepNext/>
       <w:keepLines/>
-      <w:spacing w:before="200" w:after="0"/>
+      <w:spacing w:before="200"/>
       <w:outlineLvl w:val="8"/>
     </w:pPr>
     <w:rPr>
@@ -1086,7 +1094,7 @@
         <w:tab w:val="center" w:pos="4680"/>
         <w:tab w:val="right" w:pos="9360"/>
       </w:tabs>
-      <w:spacing w:after="0" w:line="240" w:lineRule="auto"/>
+      <w:spacing w:line="240" w:lineRule="auto"/>
     </w:pPr>
   </w:style>
   <w:style w:type="character" w:customStyle="1" w:styleId="HeaderChar">
@@ -1108,7 +1116,7 @@
         <w:tab w:val="center" w:pos="4680"/>
         <w:tab w:val="right" w:pos="9360"/>
       </w:tabs>
-      <w:spacing w:after="0" w:line="240" w:lineRule="auto"/>
+      <w:spacing w:line="240" w:lineRule="auto"/>
     </w:pPr>
   </w:style>
   <w:style w:type="character" w:customStyle="1" w:styleId="FooterChar">

--- a/templates/MASTER_VN.docx
+++ b/templates/MASTER_VN.docx
@@ -25,13 +25,7 @@
     <w:p/>
     <w:p>
       <w:r>
-        <w:t>DATE OF EXAM: {{</w:t>
-      </w:r>
-      <w:r>
-        <w:t>exam date</w:t>
-      </w:r>
-      <w:r>
-        <w:t>}}</w:t>
+        <w:t>DATE OF EXAM: {{exam_date}}</w:t>
       </w:r>
     </w:p>
     <w:p>
